--- a/Files/03 - Vayikra/02 - Tzav/5785/Tzav 5785.docx
+++ b/Files/03 - Vayikra/02 - Tzav/5785/Tzav 5785.docx
@@ -589,7 +589,7 @@
           <w:rFonts w:ascii="Times New Roman" w:hAnsi="Times New Roman" w:cs="Times New Roman"/>
           <w:rtl/>
         </w:rPr>
-        <w:t>"</w:t>
+        <w:t>״</w:t>
       </w:r>
       <w:r>
         <w:rPr>
